--- a/Documents/Protocol-for-testing-the-loggers---Experiment-1.1.docx
+++ b/Documents/Protocol-for-testing-the-loggers---Experiment-1.1.docx
@@ -71,7 +71,7 @@
         <w:pStyle w:val="Date"/>
       </w:pPr>
       <w:r>
-        <w:t xml:space="preserve">24/02/2022</w:t>
+        <w:t xml:space="preserve">01/03/2022</w:t>
       </w:r>
     </w:p>
     <w:bookmarkStart w:id="20" w:name="X72ab9e33401ef87721e6ecef610e91fc91ac7aa"/>
@@ -344,7 +344,7 @@
       </w:r>
     </w:p>
     <w:bookmarkEnd w:id="29"/>
-    <w:bookmarkStart w:id="40" w:name="X6a325391ea215823fbe2ebbe4a12447fdd740e7"/>
+    <w:bookmarkStart w:id="30" w:name="X6a325391ea215823fbe2ebbe4a12447fdd740e7"/>
     <w:p>
       <w:pPr>
         <w:pStyle w:val="Heading1"/>
@@ -361,9 +361,55 @@
         <w:t xml:space="preserve">With the same stationary loggers placed at the same place on the pole, we ran the same experiment as previous day (22/23-02-2022). 5 mobile loggers were prepared: 1003 and 1010 with detached batteries and 1006,1008,1009 with batteries replaced to avoid having it behind the antenna. Conditions were cold but not windy and sunny.</w:t>
       </w:r>
     </w:p>
-    <w:p>
-      <w:pPr>
-        <w:pStyle w:val="BodyText"/>
+    <w:bookmarkEnd w:id="30"/>
+    <w:bookmarkStart w:id="31" w:name="X9a91d06b92ef104c6b0856c024c2263979f1965"/>
+    <w:p>
+      <w:pPr>
+        <w:pStyle w:val="Heading1"/>
+      </w:pPr>
+      <w:r>
+        <w:t xml:space="preserve">Results from seventh trial of experiment 1 run outdoors 28/02/2022</w:t>
+      </w:r>
+    </w:p>
+    <w:p>
+      <w:pPr>
+        <w:pStyle w:val="FirstParagraph"/>
+      </w:pPr>
+      <w:r>
+        <w:t xml:space="preserve">With the same stationary loggers placed at the same place on the pole, we ran the same experiment as previous day (22/23-02-2022). 5 mobile loggers were prepared: 1003 and 1010 with detached batteries and 1006,1008,1009 with batteries replaced to avoid having it behind the antenna. Conditions were not cold but cloudy and experiment had to be stopped due to rain at 4.5m. 1003 was on a stick</w:t>
+      </w:r>
+    </w:p>
+    <w:bookmarkEnd w:id="31"/>
+    <w:bookmarkStart w:id="32" w:name="X05e2b7e8a5dcbebaeceebe229a5a19b615188a8"/>
+    <w:p>
+      <w:pPr>
+        <w:pStyle w:val="Heading1"/>
+      </w:pPr>
+      <w:r>
+        <w:t xml:space="preserve">Results from eight trial of experiment 1 run outdoors 01/03/2022</w:t>
+      </w:r>
+    </w:p>
+    <w:p>
+      <w:pPr>
+        <w:pStyle w:val="FirstParagraph"/>
+      </w:pPr>
+      <w:r>
+        <w:t xml:space="preserve">With half the same stationary loggers and 3 new stationary loggers placed on the pole, we ran the same experiment as previous day (22/23-02-2022). 5 mobile loggers were prepared: 1003, 1005, 1008, 1009, 1010 with detached batteries. Conditions were not cold but cloudy and experiment had to be stopped due to rain at 4.5m. 1003 was on the ground while 1008 and 1010 were on sticks</w:t>
+      </w:r>
+    </w:p>
+    <w:bookmarkEnd w:id="32"/>
+    <w:bookmarkStart w:id="39" w:name="X476d4616940e2782d050f3a5ef16d3f61039f8a"/>
+    <w:p>
+      <w:pPr>
+        <w:pStyle w:val="Heading1"/>
+      </w:pPr>
+      <w:r>
+        <w:t xml:space="preserve">Figures for stationary loggers according to tests</w:t>
+      </w:r>
+    </w:p>
+    <w:p>
+      <w:pPr>
+        <w:pStyle w:val="FirstParagraph"/>
       </w:pPr>
       <w:r>
         <w:t xml:space="preserve">Now that the data are imported and merged, we can generate figures showing the performance of the different loggers and over the different tests (1,2,3).</w:t>
@@ -383,13 +429,13 @@
               <a:graphicData uri="http://schemas.openxmlformats.org/drawingml/2006/picture">
                 <pic:pic>
                   <pic:nvPicPr>
-                    <pic:cNvPr descr="Protocol-for-testing-the-loggers---Experiment-1.1_files/figure-docx/unnamed-chunk-1-1.png" id="0" name="Picture"/>
+                    <pic:cNvPr descr="Protocol-for-testing-the-loggers---Experiment-1.1_files/figure-docx/common%20figures-1.png" id="0" name="Picture"/>
                     <pic:cNvPicPr>
                       <a:picLocks noChangeArrowheads="1" noChangeAspect="1"/>
                     </pic:cNvPicPr>
                   </pic:nvPicPr>
                   <pic:blipFill>
-                    <a:blip r:embed="rId30"/>
+                    <a:blip r:embed="rId33"/>
                     <a:stretch>
                       <a:fillRect/>
                     </a:stretch>
@@ -429,6 +475,28 @@
     </w:p>
     <w:p>
       <w:pPr>
+        <w:pStyle w:val="SourceCode"/>
+      </w:pPr>
+      <w:r>
+        <w:rPr>
+          <w:rStyle w:val="VerbatimChar"/>
+        </w:rPr>
+        <w:t xml:space="preserve">## Warning: Removed 9 rows containing missing values (geom_point).</w:t>
+      </w:r>
+    </w:p>
+    <w:p>
+      <w:pPr>
+        <w:pStyle w:val="SourceCode"/>
+      </w:pPr>
+      <w:r>
+        <w:rPr>
+          <w:rStyle w:val="VerbatimChar"/>
+        </w:rPr>
+        <w:t xml:space="preserve">## Warning: Removed 7 row(s) containing missing values (geom_path).</w:t>
+      </w:r>
+    </w:p>
+    <w:p>
+      <w:pPr>
         <w:pStyle w:val="FirstParagraph"/>
       </w:pPr>
       <w:r>
@@ -441,13 +509,13 @@
               <a:graphicData uri="http://schemas.openxmlformats.org/drawingml/2006/picture">
                 <pic:pic>
                   <pic:nvPicPr>
-                    <pic:cNvPr descr="Protocol-for-testing-the-loggers---Experiment-1.1_files/figure-docx/unnamed-chunk-1-2.png" id="0" name="Picture"/>
+                    <pic:cNvPr descr="Protocol-for-testing-the-loggers---Experiment-1.1_files/figure-docx/common%20figures-2.png" id="0" name="Picture"/>
                     <pic:cNvPicPr>
                       <a:picLocks noChangeArrowheads="1" noChangeAspect="1"/>
                     </pic:cNvPicPr>
                   </pic:nvPicPr>
                   <pic:blipFill>
-                    <a:blip r:embed="rId31"/>
+                    <a:blip r:embed="rId34"/>
                     <a:stretch>
                       <a:fillRect/>
                     </a:stretch>
@@ -473,6 +541,22 @@
           </wp:inline>
         </w:drawing>
       </w:r>
+    </w:p>
+    <w:p>
+      <w:pPr>
+        <w:pStyle w:val="SourceCode"/>
+      </w:pPr>
+      <w:r>
+        <w:rPr>
+          <w:rStyle w:val="VerbatimChar"/>
+        </w:rPr>
+        <w:t xml:space="preserve">## Warning: Removed 1050 rows containing missing values (geom_point).</w:t>
+      </w:r>
+    </w:p>
+    <w:p>
+      <w:pPr>
+        <w:pStyle w:val="FirstParagraph"/>
+      </w:pPr>
       <w:r>
         <w:drawing>
           <wp:inline>
@@ -483,13 +567,13 @@
               <a:graphicData uri="http://schemas.openxmlformats.org/drawingml/2006/picture">
                 <pic:pic>
                   <pic:nvPicPr>
-                    <pic:cNvPr descr="Protocol-for-testing-the-loggers---Experiment-1.1_files/figure-docx/unnamed-chunk-1-3.png" id="0" name="Picture"/>
+                    <pic:cNvPr descr="Protocol-for-testing-the-loggers---Experiment-1.1_files/figure-docx/common%20figures-3.png" id="0" name="Picture"/>
                     <pic:cNvPicPr>
                       <a:picLocks noChangeArrowheads="1" noChangeAspect="1"/>
                     </pic:cNvPicPr>
                   </pic:nvPicPr>
                   <pic:blipFill>
-                    <a:blip r:embed="rId32"/>
+                    <a:blip r:embed="rId35"/>
                     <a:stretch>
                       <a:fillRect/>
                     </a:stretch>
@@ -515,13 +599,19 @@
           </wp:inline>
         </w:drawing>
       </w:r>
+      <w:r>
+        <w:t xml:space="preserve"> </w:t>
+      </w:r>
+      <w:r>
+        <w:t xml:space="preserve"># Figures for mobile loggers according to tests</w:t>
+      </w:r>
     </w:p>
     <w:p>
       <w:pPr>
         <w:pStyle w:val="BodyText"/>
       </w:pPr>
       <w:r>
-        <w:t xml:space="preserve">After analyzing the effect of stationary loggers, we can now check the performance of mobile loggers from test 2 (only 1 mobile logger was working on test 1).</w:t>
+        <w:t xml:space="preserve">After analyzing the effect of stationary loggers, we can now check the performance of mobile based on tests. It seems that detection of mobile loggers by stationary loggers is variable, as well as the time each mobile logger is detected. For example, 1003 is doint much better than other mobile loggers while oters are less detected. So high variability between loggers but not within loggers so much.</w:t>
       </w:r>
     </w:p>
     <w:p>
@@ -531,20 +621,20 @@
       <w:r>
         <w:drawing>
           <wp:inline>
-            <wp:extent cx="5334000" cy="2667000"/>
+            <wp:extent cx="5334000" cy="3555999"/>
             <wp:effectExtent b="0" l="0" r="0" t="0"/>
             <wp:docPr descr="" title="" id="1" name="Picture"/>
             <a:graphic>
               <a:graphicData uri="http://schemas.openxmlformats.org/drawingml/2006/picture">
                 <pic:pic>
                   <pic:nvPicPr>
-                    <pic:cNvPr descr="Protocol-for-testing-the-loggers---Experiment-1.1_files/figure-docx/mobile%20loggers%20test%202%20-1.png" id="0" name="Picture"/>
+                    <pic:cNvPr descr="Protocol-for-testing-the-loggers---Experiment-1.1_files/figure-docx/mobile%20logger%20plots%20-1.png" id="0" name="Picture"/>
                     <pic:cNvPicPr>
                       <a:picLocks noChangeArrowheads="1" noChangeAspect="1"/>
                     </pic:cNvPicPr>
                   </pic:nvPicPr>
                   <pic:blipFill>
-                    <a:blip r:embed="rId33"/>
+                    <a:blip r:embed="rId36"/>
                     <a:stretch>
                       <a:fillRect/>
                     </a:stretch>
@@ -552,7 +642,7 @@
                   <pic:spPr bwMode="auto">
                     <a:xfrm>
                       <a:off x="0" y="0"/>
-                      <a:ext cx="5334000" cy="2667000"/>
+                      <a:ext cx="5334000" cy="3555999"/>
                     </a:xfrm>
                     <a:prstGeom prst="rect">
                       <a:avLst/>
@@ -570,23 +660,50 @@
           </wp:inline>
         </w:drawing>
       </w:r>
+    </w:p>
+    <w:p>
+      <w:pPr>
+        <w:pStyle w:val="SourceCode"/>
+      </w:pPr>
+      <w:r>
+        <w:rPr>
+          <w:rStyle w:val="VerbatimChar"/>
+        </w:rPr>
+        <w:t xml:space="preserve">## Warning: Removed 20 rows containing missing values (geom_point).</w:t>
+      </w:r>
+    </w:p>
+    <w:p>
+      <w:pPr>
+        <w:pStyle w:val="SourceCode"/>
+      </w:pPr>
+      <w:r>
+        <w:rPr>
+          <w:rStyle w:val="VerbatimChar"/>
+        </w:rPr>
+        <w:t xml:space="preserve">## Warning: Removed 1 row(s) containing missing values (geom_path).</w:t>
+      </w:r>
+    </w:p>
+    <w:p>
+      <w:pPr>
+        <w:pStyle w:val="FirstParagraph"/>
+      </w:pPr>
       <w:r>
         <w:drawing>
           <wp:inline>
-            <wp:extent cx="5334000" cy="2667000"/>
+            <wp:extent cx="5334000" cy="3555999"/>
             <wp:effectExtent b="0" l="0" r="0" t="0"/>
             <wp:docPr descr="" title="" id="1" name="Picture"/>
             <a:graphic>
               <a:graphicData uri="http://schemas.openxmlformats.org/drawingml/2006/picture">
                 <pic:pic>
                   <pic:nvPicPr>
-                    <pic:cNvPr descr="Protocol-for-testing-the-loggers---Experiment-1.1_files/figure-docx/mobile%20loggers%20test%202%20-2.png" id="0" name="Picture"/>
+                    <pic:cNvPr descr="Protocol-for-testing-the-loggers---Experiment-1.1_files/figure-docx/mobile%20logger%20plots%20-2.png" id="0" name="Picture"/>
                     <pic:cNvPicPr>
                       <a:picLocks noChangeArrowheads="1" noChangeAspect="1"/>
                     </pic:cNvPicPr>
                   </pic:nvPicPr>
                   <pic:blipFill>
-                    <a:blip r:embed="rId34"/>
+                    <a:blip r:embed="rId37"/>
                     <a:stretch>
                       <a:fillRect/>
                     </a:stretch>
@@ -594,7 +711,7 @@
                   <pic:spPr bwMode="auto">
                     <a:xfrm>
                       <a:off x="0" y="0"/>
-                      <a:ext cx="5334000" cy="2667000"/>
+                      <a:ext cx="5334000" cy="3555999"/>
                     </a:xfrm>
                     <a:prstGeom prst="rect">
                       <a:avLst/>
@@ -612,23 +729,39 @@
           </wp:inline>
         </w:drawing>
       </w:r>
+    </w:p>
+    <w:p>
+      <w:pPr>
+        <w:pStyle w:val="SourceCode"/>
+      </w:pPr>
+      <w:r>
+        <w:rPr>
+          <w:rStyle w:val="VerbatimChar"/>
+        </w:rPr>
+        <w:t xml:space="preserve">## Warning: Removed 1050 rows containing missing values (geom_point).</w:t>
+      </w:r>
+    </w:p>
+    <w:p>
+      <w:pPr>
+        <w:pStyle w:val="FirstParagraph"/>
+      </w:pPr>
       <w:r>
         <w:drawing>
           <wp:inline>
-            <wp:extent cx="5334000" cy="2667000"/>
+            <wp:extent cx="5334000" cy="3555999"/>
             <wp:effectExtent b="0" l="0" r="0" t="0"/>
             <wp:docPr descr="" title="" id="1" name="Picture"/>
             <a:graphic>
               <a:graphicData uri="http://schemas.openxmlformats.org/drawingml/2006/picture">
                 <pic:pic>
                   <pic:nvPicPr>
-                    <pic:cNvPr descr="Protocol-for-testing-the-loggers---Experiment-1.1_files/figure-docx/mobile%20loggers%20test%202%20-3.png" id="0" name="Picture"/>
+                    <pic:cNvPr descr="Protocol-for-testing-the-loggers---Experiment-1.1_files/figure-docx/mobile%20logger%20plots%20-3.png" id="0" name="Picture"/>
                     <pic:cNvPicPr>
                       <a:picLocks noChangeArrowheads="1" noChangeAspect="1"/>
                     </pic:cNvPicPr>
                   </pic:nvPicPr>
                   <pic:blipFill>
-                    <a:blip r:embed="rId35"/>
+                    <a:blip r:embed="rId38"/>
                     <a:stretch>
                       <a:fillRect/>
                     </a:stretch>
@@ -636,7 +769,7 @@
                   <pic:spPr bwMode="auto">
                     <a:xfrm>
                       <a:off x="0" y="0"/>
-                      <a:ext cx="5334000" cy="2667000"/>
+                      <a:ext cx="5334000" cy="3555999"/>
                     </a:xfrm>
                     <a:prstGeom prst="rect">
                       <a:avLst/>
@@ -655,201 +788,7 @@
         </w:drawing>
       </w:r>
     </w:p>
-    <w:p>
-      <w:pPr>
-        <w:pStyle w:val="BodyText"/>
-      </w:pPr>
-      <w:r>
-        <w:t xml:space="preserve">Test of mobile logger performance for test 3. It seems that performance is not related to battery placement but the logger itself (1003 was again performing better than the other ones)</w:t>
-      </w:r>
-    </w:p>
-    <w:p>
-      <w:pPr>
-        <w:pStyle w:val="BodyText"/>
-      </w:pPr>
-      <w:r>
-        <w:drawing>
-          <wp:inline>
-            <wp:extent cx="5334000" cy="2667000"/>
-            <wp:effectExtent b="0" l="0" r="0" t="0"/>
-            <wp:docPr descr="" title="" id="1" name="Picture"/>
-            <a:graphic>
-              <a:graphicData uri="http://schemas.openxmlformats.org/drawingml/2006/picture">
-                <pic:pic>
-                  <pic:nvPicPr>
-                    <pic:cNvPr descr="Protocol-for-testing-the-loggers---Experiment-1.1_files/figure-docx/mobile%20loggers%20test%203%20-1.png" id="0" name="Picture"/>
-                    <pic:cNvPicPr>
-                      <a:picLocks noChangeArrowheads="1" noChangeAspect="1"/>
-                    </pic:cNvPicPr>
-                  </pic:nvPicPr>
-                  <pic:blipFill>
-                    <a:blip r:embed="rId36"/>
-                    <a:stretch>
-                      <a:fillRect/>
-                    </a:stretch>
-                  </pic:blipFill>
-                  <pic:spPr bwMode="auto">
-                    <a:xfrm>
-                      <a:off x="0" y="0"/>
-                      <a:ext cx="5334000" cy="2667000"/>
-                    </a:xfrm>
-                    <a:prstGeom prst="rect">
-                      <a:avLst/>
-                    </a:prstGeom>
-                    <a:noFill/>
-                    <a:ln w="9525">
-                      <a:noFill/>
-                      <a:headEnd/>
-                      <a:tailEnd/>
-                    </a:ln>
-                  </pic:spPr>
-                </pic:pic>
-              </a:graphicData>
-            </a:graphic>
-          </wp:inline>
-        </w:drawing>
-      </w:r>
-      <w:r>
-        <w:drawing>
-          <wp:inline>
-            <wp:extent cx="5334000" cy="2667000"/>
-            <wp:effectExtent b="0" l="0" r="0" t="0"/>
-            <wp:docPr descr="" title="" id="1" name="Picture"/>
-            <a:graphic>
-              <a:graphicData uri="http://schemas.openxmlformats.org/drawingml/2006/picture">
-                <pic:pic>
-                  <pic:nvPicPr>
-                    <pic:cNvPr descr="Protocol-for-testing-the-loggers---Experiment-1.1_files/figure-docx/mobile%20loggers%20test%203%20-2.png" id="0" name="Picture"/>
-                    <pic:cNvPicPr>
-                      <a:picLocks noChangeArrowheads="1" noChangeAspect="1"/>
-                    </pic:cNvPicPr>
-                  </pic:nvPicPr>
-                  <pic:blipFill>
-                    <a:blip r:embed="rId37"/>
-                    <a:stretch>
-                      <a:fillRect/>
-                    </a:stretch>
-                  </pic:blipFill>
-                  <pic:spPr bwMode="auto">
-                    <a:xfrm>
-                      <a:off x="0" y="0"/>
-                      <a:ext cx="5334000" cy="2667000"/>
-                    </a:xfrm>
-                    <a:prstGeom prst="rect">
-                      <a:avLst/>
-                    </a:prstGeom>
-                    <a:noFill/>
-                    <a:ln w="9525">
-                      <a:noFill/>
-                      <a:headEnd/>
-                      <a:tailEnd/>
-                    </a:ln>
-                  </pic:spPr>
-                </pic:pic>
-              </a:graphicData>
-            </a:graphic>
-          </wp:inline>
-        </w:drawing>
-      </w:r>
-    </w:p>
-    <w:p>
-      <w:pPr>
-        <w:pStyle w:val="BodyText"/>
-      </w:pPr>
-      <w:r>
-        <w:t xml:space="preserve">Results from test 4 for the 4 detected loggers.</w:t>
-      </w:r>
-    </w:p>
-    <w:p>
-      <w:pPr>
-        <w:pStyle w:val="BodyText"/>
-      </w:pPr>
-      <w:r>
-        <w:drawing>
-          <wp:inline>
-            <wp:extent cx="5334000" cy="2667000"/>
-            <wp:effectExtent b="0" l="0" r="0" t="0"/>
-            <wp:docPr descr="" title="" id="1" name="Picture"/>
-            <a:graphic>
-              <a:graphicData uri="http://schemas.openxmlformats.org/drawingml/2006/picture">
-                <pic:pic>
-                  <pic:nvPicPr>
-                    <pic:cNvPr descr="Protocol-for-testing-the-loggers---Experiment-1.1_files/figure-docx/mobile%20loggers%20test%204%20-1.png" id="0" name="Picture"/>
-                    <pic:cNvPicPr>
-                      <a:picLocks noChangeArrowheads="1" noChangeAspect="1"/>
-                    </pic:cNvPicPr>
-                  </pic:nvPicPr>
-                  <pic:blipFill>
-                    <a:blip r:embed="rId38"/>
-                    <a:stretch>
-                      <a:fillRect/>
-                    </a:stretch>
-                  </pic:blipFill>
-                  <pic:spPr bwMode="auto">
-                    <a:xfrm>
-                      <a:off x="0" y="0"/>
-                      <a:ext cx="5334000" cy="2667000"/>
-                    </a:xfrm>
-                    <a:prstGeom prst="rect">
-                      <a:avLst/>
-                    </a:prstGeom>
-                    <a:noFill/>
-                    <a:ln w="9525">
-                      <a:noFill/>
-                      <a:headEnd/>
-                      <a:tailEnd/>
-                    </a:ln>
-                  </pic:spPr>
-                </pic:pic>
-              </a:graphicData>
-            </a:graphic>
-          </wp:inline>
-        </w:drawing>
-      </w:r>
-      <w:r>
-        <w:drawing>
-          <wp:inline>
-            <wp:extent cx="5334000" cy="2667000"/>
-            <wp:effectExtent b="0" l="0" r="0" t="0"/>
-            <wp:docPr descr="" title="" id="1" name="Picture"/>
-            <a:graphic>
-              <a:graphicData uri="http://schemas.openxmlformats.org/drawingml/2006/picture">
-                <pic:pic>
-                  <pic:nvPicPr>
-                    <pic:cNvPr descr="Protocol-for-testing-the-loggers---Experiment-1.1_files/figure-docx/mobile%20loggers%20test%204%20-2.png" id="0" name="Picture"/>
-                    <pic:cNvPicPr>
-                      <a:picLocks noChangeArrowheads="1" noChangeAspect="1"/>
-                    </pic:cNvPicPr>
-                  </pic:nvPicPr>
-                  <pic:blipFill>
-                    <a:blip r:embed="rId39"/>
-                    <a:stretch>
-                      <a:fillRect/>
-                    </a:stretch>
-                  </pic:blipFill>
-                  <pic:spPr bwMode="auto">
-                    <a:xfrm>
-                      <a:off x="0" y="0"/>
-                      <a:ext cx="5334000" cy="2667000"/>
-                    </a:xfrm>
-                    <a:prstGeom prst="rect">
-                      <a:avLst/>
-                    </a:prstGeom>
-                    <a:noFill/>
-                    <a:ln w="9525">
-                      <a:noFill/>
-                      <a:headEnd/>
-                      <a:tailEnd/>
-                    </a:ln>
-                  </pic:spPr>
-                </pic:pic>
-              </a:graphicData>
-            </a:graphic>
-          </wp:inline>
-        </w:drawing>
-      </w:r>
-    </w:p>
-    <w:bookmarkEnd w:id="40"/>
+    <w:bookmarkEnd w:id="39"/>
     <w:sectPr/>
   </w:body>
 </w:document>
